--- a/stage3_enhancement_report.docx
+++ b/stage3_enhancement_report.docx
@@ -42,7 +42,7 @@
           <w:color w:val="595959"/>
           <w:sz w:val="20"/>
         </w:rPr>
-        <w:t>Team 204  |  Output: team_204.csv  |  Status: VALIDATED ✓</w:t>
+        <w:t>Team Jarvis2.0  |  Output: team_Jarvis2.0.csv  |  Status: VALIDATED ✓</w:t>
       </w:r>
     </w:p>
     <w:p>
@@ -2179,7 +2179,7 @@
           <w:color w:val="595959"/>
           <w:sz w:val="18"/>
         </w:rPr>
-        <w:t>Redrob Intelligent Candidate Discovery &amp; Ranking Challenge  |  Team 204  |  June 2026</w:t>
+        <w:t>Redrob Intelligent Candidate Discovery &amp; Ranking Challenge  |  Team Jarvis2.0  |  June 2026</w:t>
       </w:r>
     </w:p>
     <w:sectPr>
